--- a/workbook/01 review/reviewBlank.docx
+++ b/workbook/01 review/reviewBlank.docx
@@ -1,6 +1,6 @@
 
 <file path=word/document.xml><?xml version="1.0" encoding="utf-8"?>
-<w:document xmlns:wpc="http://schemas.microsoft.com/office/word/2010/wordprocessingCanvas" xmlns:cx="http://schemas.microsoft.com/office/drawing/2014/chartex" xmlns:cx1="http://schemas.microsoft.com/office/drawing/2015/9/8/chartex" xmlns:cx2="http://schemas.microsoft.com/office/drawing/2015/10/21/chartex" xmlns:cx3="http://schemas.microsoft.com/office/drawing/2016/5/9/chartex" xmlns:cx4="http://schemas.microsoft.com/office/drawing/2016/5/10/chartex" xmlns:cx5="http://schemas.microsoft.com/office/drawing/2016/5/11/chartex" xmlns:cx6="http://schemas.microsoft.com/office/drawing/2016/5/12/chartex" xmlns:cx7="http://schemas.microsoft.com/office/drawing/2016/5/13/chartex" xmlns:cx8="http://schemas.microsoft.com/office/drawing/2016/5/14/chartex" xmlns:mc="http://schemas.openxmlformats.org/markup-compatibility/2006" xmlns:aink="http://schemas.microsoft.com/office/drawing/2016/ink" xmlns:am3d="http://schemas.microsoft.com/office/drawing/2017/model3d" xmlns:o="urn:schemas-microsoft-com:office:office" xmlns:oel="http://schemas.microsoft.com/office/2019/extlst" xmlns:r="http://schemas.openxmlformats.org/officeDocument/2006/relationships" xmlns:m="http://schemas.openxmlformats.org/officeDocument/2006/math" xmlns:v="urn:schemas-microsoft-com:vml" xmlns:wp14="http://schemas.microsoft.com/office/word/2010/wordprocessingDrawing" xmlns:wp="http://schemas.openxmlformats.org/drawingml/2006/wordprocessingDrawing" xmlns:w10="urn:schemas-microsoft-com:office:word" xmlns:w="http://schemas.openxmlformats.org/wordprocessingml/2006/main" xmlns:w14="http://schemas.microsoft.com/office/word/2010/wordml" xmlns:w15="http://schemas.microsoft.com/office/word/2012/wordml" xmlns:w16cei="http://schemas.microsoft.com/office/word/2026/wordml/cei" xmlns:w16cex="http://schemas.microsoft.com/office/word/2018/wordml/cex" xmlns:w16cid="http://schemas.microsoft.com/office/word/2016/wordml/cid" xmlns:w16="http://schemas.microsoft.com/office/word/2018/wordml" xmlns:w16du="http://schemas.microsoft.com/office/word/2023/wordml/word16du" xmlns:w16sdtdh="http://schemas.microsoft.com/office/word/2020/wordml/sdtdatahash" xmlns:w16sdtfl="http://schemas.microsoft.com/office/word/2024/wordml/sdtformatlock" xmlns:w16se="http://schemas.microsoft.com/office/word/2015/wordml/symex" xmlns:wpg="http://schemas.microsoft.com/office/word/2010/wordprocessingGroup" xmlns:wpi="http://schemas.microsoft.com/office/word/2010/wordprocessingInk" xmlns:wne="http://schemas.microsoft.com/office/word/2006/wordml" xmlns:wps="http://schemas.microsoft.com/office/word/2010/wordprocessingShape" mc:Ignorable="w14 w15 w16se w16cid w16 w16cex w16sdtdh w16sdtfl w16du wp14">
+<w:document xmlns:wpc="http://schemas.microsoft.com/office/word/2010/wordprocessingCanvas" xmlns:cx="http://schemas.microsoft.com/office/drawing/2014/chartex" xmlns:cx1="http://schemas.microsoft.com/office/drawing/2015/9/8/chartex" xmlns:cx2="http://schemas.microsoft.com/office/drawing/2015/10/21/chartex" xmlns:cx3="http://schemas.microsoft.com/office/drawing/2016/5/9/chartex" xmlns:cx4="http://schemas.microsoft.com/office/drawing/2016/5/10/chartex" xmlns:cx5="http://schemas.microsoft.com/office/drawing/2016/5/11/chartex" xmlns:cx6="http://schemas.microsoft.com/office/drawing/2016/5/12/chartex" xmlns:cx7="http://schemas.microsoft.com/office/drawing/2016/5/13/chartex" xmlns:cx8="http://schemas.microsoft.com/office/drawing/2016/5/14/chartex" xmlns:mc="http://schemas.openxmlformats.org/markup-compatibility/2006" xmlns:aink="http://schemas.microsoft.com/office/drawing/2016/ink" xmlns:am3d="http://schemas.microsoft.com/office/drawing/2017/model3d" xmlns:o="urn:schemas-microsoft-com:office:office" xmlns:oel="http://schemas.microsoft.com/office/2019/extlst" xmlns:r="http://schemas.openxmlformats.org/officeDocument/2006/relationships" xmlns:m="http://schemas.openxmlformats.org/officeDocument/2006/math" xmlns:v="urn:schemas-microsoft-com:vml" xmlns:wp14="http://schemas.microsoft.com/office/word/2010/wordprocessingDrawing" xmlns:wp="http://schemas.openxmlformats.org/drawingml/2006/wordprocessingDrawing" xmlns:w10="urn:schemas-microsoft-com:office:word" xmlns:w="http://schemas.openxmlformats.org/wordprocessingml/2006/main" xmlns:w14="http://schemas.microsoft.com/office/word/2010/wordml" xmlns:w15="http://schemas.microsoft.com/office/word/2012/wordml" xmlns:w16cex="http://schemas.microsoft.com/office/word/2018/wordml/cex" xmlns:w16cid="http://schemas.microsoft.com/office/word/2016/wordml/cid" xmlns:w16="http://schemas.microsoft.com/office/word/2018/wordml" xmlns:w16du="http://schemas.microsoft.com/office/word/2023/wordml/word16du" xmlns:w16sdtdh="http://schemas.microsoft.com/office/word/2020/wordml/sdtdatahash" xmlns:w16sdtfl="http://schemas.microsoft.com/office/word/2024/wordml/sdtformatlock" xmlns:w16se="http://schemas.microsoft.com/office/word/2015/wordml/symex" xmlns:wpg="http://schemas.microsoft.com/office/word/2010/wordprocessingGroup" xmlns:wpi="http://schemas.microsoft.com/office/word/2010/wordprocessingInk" xmlns:wne="http://schemas.microsoft.com/office/word/2006/wordml" xmlns:wps="http://schemas.microsoft.com/office/word/2010/wordprocessingShape" mc:Ignorable="w14 w15 w16se w16cid w16 w16cex w16sdtdh w16sdtfl w16du wp14">
   <w:body>
     <w:p>
       <w:pPr>
@@ -148,6 +148,7 @@
         <w:rPr>
           <w:noProof/>
         </w:rPr>
+        <w:lastRenderedPageBreak/>
         <w:drawing>
           <wp:inline distT="0" distB="0" distL="0" distR="0" wp14:anchorId="322E9732" wp14:editId="406B328E">
             <wp:extent cx="5946140" cy="4566285"/>
@@ -1893,6 +1894,7 @@
           <w:sz w:val="28"/>
           <w:szCs w:val="28"/>
         </w:rPr>
+        <w:lastRenderedPageBreak/>
         <w:t xml:space="preserve">Circuits with </w:t>
       </w:r>
       <w:r>
@@ -1940,7 +1942,7 @@
           <w:noProof/>
         </w:rPr>
         <w:drawing>
-          <wp:inline distT="0" distB="0" distL="0" distR="0" wp14:anchorId="6B7F3FCF" wp14:editId="0BBFDA52">
+          <wp:inline distT="0" distB="0" distL="0" distR="0" wp14:anchorId="6B7F3FCF" wp14:editId="4B802B38">
             <wp:extent cx="232378" cy="360000"/>
             <wp:effectExtent l="0" t="0" r="0" b="2540"/>
             <wp:docPr id="693065155" name="Picture 4"/>
@@ -2221,6 +2223,7 @@
           <w:bCs/>
           <w:noProof/>
         </w:rPr>
+        <w:lastRenderedPageBreak/>
         <w:drawing>
           <wp:inline distT="0" distB="0" distL="0" distR="0" wp14:anchorId="177AA957" wp14:editId="57BF2A2C">
             <wp:extent cx="4500120" cy="3600000"/>
@@ -2371,6 +2374,7 @@
           <w:bCs/>
           <w:noProof/>
         </w:rPr>
+        <w:lastRenderedPageBreak/>
         <w:drawing>
           <wp:inline distT="0" distB="0" distL="0" distR="0" wp14:anchorId="570A23E8" wp14:editId="3B1070B2">
             <wp:extent cx="4500120" cy="3600000"/>
@@ -2668,7 +2672,7 @@
               </wp:anchor>
             </w:drawing>
           </mc:Choice>
-          <mc:Fallback>
+          <mc:Fallback xmlns:w16cei="http://schemas.microsoft.com/office/word/2026/wordml/cei">
             <w:pict>
               <v:shapetype w14:anchorId="1A3F67D4" id="_x0000_t202" coordsize="21600,21600" o:spt="202" path="m,l,21600r21600,l21600,xe">
                 <v:stroke joinstyle="miter"/>
@@ -2807,7 +2811,7 @@
               </wp:anchor>
             </w:drawing>
           </mc:Choice>
-          <mc:Fallback>
+          <mc:Fallback xmlns:w16cei="http://schemas.microsoft.com/office/word/2026/wordml/cei">
             <w:pict>
               <v:shape w14:anchorId="58C7807C" id="_x0000_s1027" type="#_x0000_t202" style="position:absolute;margin-left:1.5pt;margin-top:5.1pt;width:425.15pt;height:28.3pt;z-index:251688960;visibility:visible;mso-wrap-style:square;mso-width-percent:0;mso-height-percent:0;mso-wrap-distance-left:9pt;mso-wrap-distance-top:3.6pt;mso-wrap-distance-right:9pt;mso-wrap-distance-bottom:3.6pt;mso-position-horizontal:absolute;mso-position-horizontal-relative:text;mso-position-vertical:absolute;mso-position-vertical-relative:text;mso-width-percent:0;mso-height-percent:0;mso-width-relative:margin;mso-height-relative:margin;v-text-anchor:top" o:gfxdata="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">
                 <v:textbox>
@@ -2975,7 +2979,7 @@
               </wp:anchor>
             </w:drawing>
           </mc:Choice>
-          <mc:Fallback>
+          <mc:Fallback xmlns:w16cei="http://schemas.microsoft.com/office/word/2026/wordml/cei">
             <w:pict>
               <v:shape w14:anchorId="22303CAD" id="_x0000_s1028" type="#_x0000_t202" style="position:absolute;margin-left:0;margin-top:5.8pt;width:425.15pt;height:28.3pt;z-index:251689984;visibility:visible;mso-wrap-style:square;mso-width-percent:0;mso-height-percent:0;mso-wrap-distance-left:9pt;mso-wrap-distance-top:3.6pt;mso-wrap-distance-right:9pt;mso-wrap-distance-bottom:3.6pt;mso-position-horizontal:absolute;mso-position-horizontal-relative:text;mso-position-vertical:absolute;mso-position-vertical-relative:text;mso-width-percent:0;mso-height-percent:0;mso-width-relative:margin;mso-height-relative:margin;v-text-anchor:top" o:gfxdata="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">
                 <v:textbox>
@@ -3107,7 +3111,7 @@
               </wp:anchor>
             </w:drawing>
           </mc:Choice>
-          <mc:Fallback>
+          <mc:Fallback xmlns:w16cei="http://schemas.microsoft.com/office/word/2026/wordml/cei">
             <w:pict>
               <v:shape w14:anchorId="6F4E1851" id="_x0000_s1029" type="#_x0000_t202" style="position:absolute;margin-left:0;margin-top:6.25pt;width:425.15pt;height:28.3pt;z-index:251691008;visibility:visible;mso-wrap-style:square;mso-width-percent:0;mso-height-percent:0;mso-wrap-distance-left:9pt;mso-wrap-distance-top:3.6pt;mso-wrap-distance-right:9pt;mso-wrap-distance-bottom:3.6pt;mso-position-horizontal:absolute;mso-position-horizontal-relative:text;mso-position-vertical:absolute;mso-position-vertical-relative:text;mso-width-percent:0;mso-height-percent:0;mso-width-relative:margin;mso-height-relative:margin;v-text-anchor:top" o:gfxdata="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">
                 <v:textbox>
@@ -3230,7 +3234,7 @@
               </wp:anchor>
             </w:drawing>
           </mc:Choice>
-          <mc:Fallback>
+          <mc:Fallback xmlns:w16cei="http://schemas.microsoft.com/office/word/2026/wordml/cei">
             <w:pict>
               <v:shape w14:anchorId="21900C1A" id="_x0000_s1030" type="#_x0000_t202" style="position:absolute;margin-left:-.1pt;margin-top:5.25pt;width:425.15pt;height:28.35pt;z-index:251692032;visibility:visible;mso-wrap-style:square;mso-width-percent:0;mso-height-percent:0;mso-wrap-distance-left:9pt;mso-wrap-distance-top:3.6pt;mso-wrap-distance-right:9pt;mso-wrap-distance-bottom:3.6pt;mso-position-horizontal:absolute;mso-position-horizontal-relative:text;mso-position-vertical:absolute;mso-position-vertical-relative:text;mso-width-percent:0;mso-height-percent:0;mso-width-relative:margin;mso-height-relative:margin;v-text-anchor:top" o:gfxdata="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">
                 <v:textbox>
@@ -3431,7 +3435,7 @@
               </wp:anchor>
             </w:drawing>
           </mc:Choice>
-          <mc:Fallback>
+          <mc:Fallback xmlns:w16cei="http://schemas.microsoft.com/office/word/2026/wordml/cei">
             <w:pict>
               <v:shape w14:anchorId="0ED9669B" id="_x0000_s1031" type="#_x0000_t202" style="position:absolute;margin-left:-.15pt;margin-top:7.1pt;width:425.15pt;height:28.3pt;z-index:251693056;visibility:visible;mso-wrap-style:square;mso-width-percent:0;mso-height-percent:0;mso-wrap-distance-left:9pt;mso-wrap-distance-top:3.6pt;mso-wrap-distance-right:9pt;mso-wrap-distance-bottom:3.6pt;mso-position-horizontal:absolute;mso-position-horizontal-relative:text;mso-position-vertical:absolute;mso-position-vertical-relative:text;mso-width-percent:0;mso-height-percent:0;mso-width-relative:margin;mso-height-relative:margin;v-text-anchor:top" o:gfxdata="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">
                 <v:textbox>
@@ -3557,7 +3561,7 @@
               </wp:anchor>
             </w:drawing>
           </mc:Choice>
-          <mc:Fallback>
+          <mc:Fallback xmlns:w16cei="http://schemas.microsoft.com/office/word/2026/wordml/cei">
             <w:pict>
               <v:shape w14:anchorId="116D6849" id="_x0000_s1032" type="#_x0000_t202" style="position:absolute;margin-left:-.15pt;margin-top:7.1pt;width:425.15pt;height:28.3pt;z-index:251694080;visibility:visible;mso-wrap-style:square;mso-width-percent:0;mso-height-percent:0;mso-wrap-distance-left:9pt;mso-wrap-distance-top:3.6pt;mso-wrap-distance-right:9pt;mso-wrap-distance-bottom:3.6pt;mso-position-horizontal:absolute;mso-position-horizontal-relative:text;mso-position-vertical:absolute;mso-position-vertical-relative:text;mso-width-percent:0;mso-height-percent:0;mso-width-relative:margin;mso-height-relative:margin;v-text-anchor:top" o:gfxdata="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">
                 <v:textbox>
@@ -3698,7 +3702,7 @@
               </wp:anchor>
             </w:drawing>
           </mc:Choice>
-          <mc:Fallback>
+          <mc:Fallback xmlns:w16cei="http://schemas.microsoft.com/office/word/2026/wordml/cei">
             <w:pict>
               <v:shape w14:anchorId="04CBE33B" id="_x0000_s1033" type="#_x0000_t202" style="position:absolute;margin-left:0;margin-top:7.1pt;width:425.15pt;height:73.35pt;z-index:251695104;visibility:visible;mso-wrap-style:square;mso-width-percent:0;mso-height-percent:0;mso-wrap-distance-left:9pt;mso-wrap-distance-top:3.6pt;mso-wrap-distance-right:9pt;mso-wrap-distance-bottom:3.6pt;mso-position-horizontal:absolute;mso-position-horizontal-relative:text;mso-position-vertical:absolute;mso-position-vertical-relative:text;mso-width-percent:0;mso-height-percent:0;mso-width-relative:margin;mso-height-relative:margin;v-text-anchor:top" o:gfxdata="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">
                 <v:textbox>
@@ -3870,6 +3874,7 @@
           <w:bCs/>
           <w:noProof/>
         </w:rPr>
+        <w:lastRenderedPageBreak/>
         <mc:AlternateContent>
           <mc:Choice Requires="wps">
             <w:drawing>
@@ -3934,7 +3939,7 @@
               </wp:anchor>
             </w:drawing>
           </mc:Choice>
-          <mc:Fallback>
+          <mc:Fallback xmlns:w16cei="http://schemas.microsoft.com/office/word/2026/wordml/cei">
             <w:pict>
               <v:shape w14:anchorId="4C44F827" id="_x0000_s1034" type="#_x0000_t202" style="position:absolute;margin-left:-.15pt;margin-top:13pt;width:425.15pt;height:73.35pt;z-index:251696128;visibility:visible;mso-wrap-style:square;mso-width-percent:0;mso-height-percent:0;mso-wrap-distance-left:9pt;mso-wrap-distance-top:3.6pt;mso-wrap-distance-right:9pt;mso-wrap-distance-bottom:3.6pt;mso-position-horizontal:absolute;mso-position-horizontal-relative:text;mso-position-vertical:absolute;mso-position-vertical-relative:text;mso-width-percent:0;mso-height-percent:0;mso-width-relative:margin;mso-height-relative:margin;v-text-anchor:top" o:gfxdata="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">
                 <v:textbox>
@@ -4301,7 +4306,7 @@
                 <w:sz w:val="24"/>
                 <w:szCs w:val="24"/>
               </w:rPr>
-              <w:t>C</w:t>
+              <w:t>Short</w:t>
             </w:r>
           </w:p>
         </w:tc>
@@ -4378,7 +4383,7 @@
                 <w:sz w:val="24"/>
                 <w:szCs w:val="24"/>
               </w:rPr>
-              <w:t>L</w:t>
+              <w:t>Open</w:t>
             </w:r>
           </w:p>
         </w:tc>
@@ -4656,11 +4661,9 @@
       <w:r>
         <w:t xml:space="preserve">In this analysis, assume that the AC source is described by 0.5sin(6,280t), a 1V peak to peak 1kHz sine wave.  </w:t>
       </w:r>
-    </w:p>
-    <w:p>
-      <w:pPr>
-        <w:spacing w:after="0" w:line="240" w:lineRule="auto"/>
-      </w:pPr>
+      <w:r>
+        <w:t xml:space="preserve"> </w:t>
+      </w:r>
       <w:r>
         <w:t>In the Draw the schematic row, draw the equivalent circuit for each source. For example:</w:t>
       </w:r>
@@ -4675,6 +4678,7 @@
         <w:spacing w:after="0" w:line="240" w:lineRule="auto"/>
       </w:pPr>
       <w:r>
+        <w:lastRenderedPageBreak/>
         <w:t xml:space="preserve">In the AC Source column draw the schematic with all components replaced by their AC equivalent model from the table in the </w:t>
       </w:r>
       <w:r>
@@ -5031,7 +5035,7 @@
 </file>
 
 <file path=word/endnotes.xml><?xml version="1.0" encoding="utf-8"?>
-<w:endnotes xmlns:wpc="http://schemas.microsoft.com/office/word/2010/wordprocessingCanvas" xmlns:cx="http://schemas.microsoft.com/office/drawing/2014/chartex" xmlns:cx1="http://schemas.microsoft.com/office/drawing/2015/9/8/chartex" xmlns:cx2="http://schemas.microsoft.com/office/drawing/2015/10/21/chartex" xmlns:cx3="http://schemas.microsoft.com/office/drawing/2016/5/9/chartex" xmlns:cx4="http://schemas.microsoft.com/office/drawing/2016/5/10/chartex" xmlns:cx5="http://schemas.microsoft.com/office/drawing/2016/5/11/chartex" xmlns:cx6="http://schemas.microsoft.com/office/drawing/2016/5/12/chartex" xmlns:cx7="http://schemas.microsoft.com/office/drawing/2016/5/13/chartex" xmlns:cx8="http://schemas.microsoft.com/office/drawing/2016/5/14/chartex" xmlns:mc="http://schemas.openxmlformats.org/markup-compatibility/2006" xmlns:aink="http://schemas.microsoft.com/office/drawing/2016/ink" xmlns:am3d="http://schemas.microsoft.com/office/drawing/2017/model3d" xmlns:o="urn:schemas-microsoft-com:office:office" xmlns:oel="http://schemas.microsoft.com/office/2019/extlst" xmlns:r="http://schemas.openxmlformats.org/officeDocument/2006/relationships" xmlns:m="http://schemas.openxmlformats.org/officeDocument/2006/math" xmlns:v="urn:schemas-microsoft-com:vml" xmlns:wp14="http://schemas.microsoft.com/office/word/2010/wordprocessingDrawing" xmlns:wp="http://schemas.openxmlformats.org/drawingml/2006/wordprocessingDrawing" xmlns:w10="urn:schemas-microsoft-com:office:word" xmlns:w="http://schemas.openxmlformats.org/wordprocessingml/2006/main" xmlns:w14="http://schemas.microsoft.com/office/word/2010/wordml" xmlns:w15="http://schemas.microsoft.com/office/word/2012/wordml" xmlns:w16cei="http://schemas.microsoft.com/office/word/2026/wordml/cei" xmlns:w16cex="http://schemas.microsoft.com/office/word/2018/wordml/cex" xmlns:w16cid="http://schemas.microsoft.com/office/word/2016/wordml/cid" xmlns:w16="http://schemas.microsoft.com/office/word/2018/wordml" xmlns:w16du="http://schemas.microsoft.com/office/word/2023/wordml/word16du" xmlns:w16sdtdh="http://schemas.microsoft.com/office/word/2020/wordml/sdtdatahash" xmlns:w16sdtfl="http://schemas.microsoft.com/office/word/2024/wordml/sdtformatlock" xmlns:w16se="http://schemas.microsoft.com/office/word/2015/wordml/symex" xmlns:wpg="http://schemas.microsoft.com/office/word/2010/wordprocessingGroup" xmlns:wpi="http://schemas.microsoft.com/office/word/2010/wordprocessingInk" xmlns:wne="http://schemas.microsoft.com/office/word/2006/wordml" xmlns:wps="http://schemas.microsoft.com/office/word/2010/wordprocessingShape" mc:Ignorable="w14 w15 w16se w16cid w16 w16cex w16sdtdh w16sdtfl w16du wp14">
+<w:endnotes xmlns:wpc="http://schemas.microsoft.com/office/word/2010/wordprocessingCanvas" xmlns:cx="http://schemas.microsoft.com/office/drawing/2014/chartex" xmlns:cx1="http://schemas.microsoft.com/office/drawing/2015/9/8/chartex" xmlns:cx2="http://schemas.microsoft.com/office/drawing/2015/10/21/chartex" xmlns:cx3="http://schemas.microsoft.com/office/drawing/2016/5/9/chartex" xmlns:cx4="http://schemas.microsoft.com/office/drawing/2016/5/10/chartex" xmlns:cx5="http://schemas.microsoft.com/office/drawing/2016/5/11/chartex" xmlns:cx6="http://schemas.microsoft.com/office/drawing/2016/5/12/chartex" xmlns:cx7="http://schemas.microsoft.com/office/drawing/2016/5/13/chartex" xmlns:cx8="http://schemas.microsoft.com/office/drawing/2016/5/14/chartex" xmlns:mc="http://schemas.openxmlformats.org/markup-compatibility/2006" xmlns:aink="http://schemas.microsoft.com/office/drawing/2016/ink" xmlns:am3d="http://schemas.microsoft.com/office/drawing/2017/model3d" xmlns:o="urn:schemas-microsoft-com:office:office" xmlns:oel="http://schemas.microsoft.com/office/2019/extlst" xmlns:r="http://schemas.openxmlformats.org/officeDocument/2006/relationships" xmlns:m="http://schemas.openxmlformats.org/officeDocument/2006/math" xmlns:v="urn:schemas-microsoft-com:vml" xmlns:wp14="http://schemas.microsoft.com/office/word/2010/wordprocessingDrawing" xmlns:wp="http://schemas.openxmlformats.org/drawingml/2006/wordprocessingDrawing" xmlns:w10="urn:schemas-microsoft-com:office:word" xmlns:w="http://schemas.openxmlformats.org/wordprocessingml/2006/main" xmlns:w14="http://schemas.microsoft.com/office/word/2010/wordml" xmlns:w15="http://schemas.microsoft.com/office/word/2012/wordml" xmlns:w16cex="http://schemas.microsoft.com/office/word/2018/wordml/cex" xmlns:w16cid="http://schemas.microsoft.com/office/word/2016/wordml/cid" xmlns:w16="http://schemas.microsoft.com/office/word/2018/wordml" xmlns:w16du="http://schemas.microsoft.com/office/word/2023/wordml/word16du" xmlns:w16sdtdh="http://schemas.microsoft.com/office/word/2020/wordml/sdtdatahash" xmlns:w16sdtfl="http://schemas.microsoft.com/office/word/2024/wordml/sdtformatlock" xmlns:w16se="http://schemas.microsoft.com/office/word/2015/wordml/symex" xmlns:wpg="http://schemas.microsoft.com/office/word/2010/wordprocessingGroup" xmlns:wpi="http://schemas.microsoft.com/office/word/2010/wordprocessingInk" xmlns:wne="http://schemas.microsoft.com/office/word/2006/wordml" xmlns:wps="http://schemas.microsoft.com/office/word/2010/wordprocessingShape" mc:Ignorable="w14 w15 w16se w16cid w16 w16cex w16sdtdh w16sdtfl w16du wp14">
   <w:endnote w:type="separator" w:id="-1">
     <w:p>
       <w:pPr>
@@ -5056,7 +5060,7 @@
 </file>
 
 <file path=word/footer1.xml><?xml version="1.0" encoding="utf-8"?>
-<w:ftr xmlns:wpc="http://schemas.microsoft.com/office/word/2010/wordprocessingCanvas" xmlns:cx="http://schemas.microsoft.com/office/drawing/2014/chartex" xmlns:cx1="http://schemas.microsoft.com/office/drawing/2015/9/8/chartex" xmlns:cx2="http://schemas.microsoft.com/office/drawing/2015/10/21/chartex" xmlns:cx3="http://schemas.microsoft.com/office/drawing/2016/5/9/chartex" xmlns:cx4="http://schemas.microsoft.com/office/drawing/2016/5/10/chartex" xmlns:cx5="http://schemas.microsoft.com/office/drawing/2016/5/11/chartex" xmlns:cx6="http://schemas.microsoft.com/office/drawing/2016/5/12/chartex" xmlns:cx7="http://schemas.microsoft.com/office/drawing/2016/5/13/chartex" xmlns:cx8="http://schemas.microsoft.com/office/drawing/2016/5/14/chartex" xmlns:mc="http://schemas.openxmlformats.org/markup-compatibility/2006" xmlns:aink="http://schemas.microsoft.com/office/drawing/2016/ink" xmlns:am3d="http://schemas.microsoft.com/office/drawing/2017/model3d" xmlns:o="urn:schemas-microsoft-com:office:office" xmlns:oel="http://schemas.microsoft.com/office/2019/extlst" xmlns:r="http://schemas.openxmlformats.org/officeDocument/2006/relationships" xmlns:m="http://schemas.openxmlformats.org/officeDocument/2006/math" xmlns:v="urn:schemas-microsoft-com:vml" xmlns:wp14="http://schemas.microsoft.com/office/word/2010/wordprocessingDrawing" xmlns:wp="http://schemas.openxmlformats.org/drawingml/2006/wordprocessingDrawing" xmlns:w10="urn:schemas-microsoft-com:office:word" xmlns:w="http://schemas.openxmlformats.org/wordprocessingml/2006/main" xmlns:w14="http://schemas.microsoft.com/office/word/2010/wordml" xmlns:w15="http://schemas.microsoft.com/office/word/2012/wordml" xmlns:w16cei="http://schemas.microsoft.com/office/word/2026/wordml/cei" xmlns:w16cex="http://schemas.microsoft.com/office/word/2018/wordml/cex" xmlns:w16cid="http://schemas.microsoft.com/office/word/2016/wordml/cid" xmlns:w16="http://schemas.microsoft.com/office/word/2018/wordml" xmlns:w16du="http://schemas.microsoft.com/office/word/2023/wordml/word16du" xmlns:w16sdtdh="http://schemas.microsoft.com/office/word/2020/wordml/sdtdatahash" xmlns:w16sdtfl="http://schemas.microsoft.com/office/word/2024/wordml/sdtformatlock" xmlns:w16se="http://schemas.microsoft.com/office/word/2015/wordml/symex" xmlns:wpg="http://schemas.microsoft.com/office/word/2010/wordprocessingGroup" xmlns:wpi="http://schemas.microsoft.com/office/word/2010/wordprocessingInk" xmlns:wne="http://schemas.microsoft.com/office/word/2006/wordml" xmlns:wps="http://schemas.microsoft.com/office/word/2010/wordprocessingShape" mc:Ignorable="w14 w15 w16se w16cid w16 w16cex w16sdtdh w16sdtfl w16du wp14">
+<w:ftr xmlns:wpc="http://schemas.microsoft.com/office/word/2010/wordprocessingCanvas" xmlns:cx="http://schemas.microsoft.com/office/drawing/2014/chartex" xmlns:cx1="http://schemas.microsoft.com/office/drawing/2015/9/8/chartex" xmlns:cx2="http://schemas.microsoft.com/office/drawing/2015/10/21/chartex" xmlns:cx3="http://schemas.microsoft.com/office/drawing/2016/5/9/chartex" xmlns:cx4="http://schemas.microsoft.com/office/drawing/2016/5/10/chartex" xmlns:cx5="http://schemas.microsoft.com/office/drawing/2016/5/11/chartex" xmlns:cx6="http://schemas.microsoft.com/office/drawing/2016/5/12/chartex" xmlns:cx7="http://schemas.microsoft.com/office/drawing/2016/5/13/chartex" xmlns:cx8="http://schemas.microsoft.com/office/drawing/2016/5/14/chartex" xmlns:mc="http://schemas.openxmlformats.org/markup-compatibility/2006" xmlns:aink="http://schemas.microsoft.com/office/drawing/2016/ink" xmlns:am3d="http://schemas.microsoft.com/office/drawing/2017/model3d" xmlns:o="urn:schemas-microsoft-com:office:office" xmlns:oel="http://schemas.microsoft.com/office/2019/extlst" xmlns:r="http://schemas.openxmlformats.org/officeDocument/2006/relationships" xmlns:m="http://schemas.openxmlformats.org/officeDocument/2006/math" xmlns:v="urn:schemas-microsoft-com:vml" xmlns:wp14="http://schemas.microsoft.com/office/word/2010/wordprocessingDrawing" xmlns:wp="http://schemas.openxmlformats.org/drawingml/2006/wordprocessingDrawing" xmlns:w10="urn:schemas-microsoft-com:office:word" xmlns:w="http://schemas.openxmlformats.org/wordprocessingml/2006/main" xmlns:w14="http://schemas.microsoft.com/office/word/2010/wordml" xmlns:w15="http://schemas.microsoft.com/office/word/2012/wordml" xmlns:w16cex="http://schemas.microsoft.com/office/word/2018/wordml/cex" xmlns:w16cid="http://schemas.microsoft.com/office/word/2016/wordml/cid" xmlns:w16="http://schemas.microsoft.com/office/word/2018/wordml" xmlns:w16du="http://schemas.microsoft.com/office/word/2023/wordml/word16du" xmlns:w16sdtdh="http://schemas.microsoft.com/office/word/2020/wordml/sdtdatahash" xmlns:w16sdtfl="http://schemas.microsoft.com/office/word/2024/wordml/sdtformatlock" xmlns:w16se="http://schemas.microsoft.com/office/word/2015/wordml/symex" xmlns:wpg="http://schemas.microsoft.com/office/word/2010/wordprocessingGroup" xmlns:wpi="http://schemas.microsoft.com/office/word/2010/wordprocessingInk" xmlns:wne="http://schemas.microsoft.com/office/word/2006/wordml" xmlns:wps="http://schemas.microsoft.com/office/word/2010/wordprocessingShape" mc:Ignorable="w14 w15 w16se w16cid w16 w16cex w16sdtdh w16sdtfl w16du wp14">
   <w:p>
     <w:pPr>
       <w:spacing w:after="0" w:line="259" w:lineRule="auto"/>
@@ -5107,7 +5111,7 @@
 </file>
 
 <file path=word/footer2.xml><?xml version="1.0" encoding="utf-8"?>
-<w:ftr xmlns:wpc="http://schemas.microsoft.com/office/word/2010/wordprocessingCanvas" xmlns:cx="http://schemas.microsoft.com/office/drawing/2014/chartex" xmlns:cx1="http://schemas.microsoft.com/office/drawing/2015/9/8/chartex" xmlns:cx2="http://schemas.microsoft.com/office/drawing/2015/10/21/chartex" xmlns:cx3="http://schemas.microsoft.com/office/drawing/2016/5/9/chartex" xmlns:cx4="http://schemas.microsoft.com/office/drawing/2016/5/10/chartex" xmlns:cx5="http://schemas.microsoft.com/office/drawing/2016/5/11/chartex" xmlns:cx6="http://schemas.microsoft.com/office/drawing/2016/5/12/chartex" xmlns:cx7="http://schemas.microsoft.com/office/drawing/2016/5/13/chartex" xmlns:cx8="http://schemas.microsoft.com/office/drawing/2016/5/14/chartex" xmlns:mc="http://schemas.openxmlformats.org/markup-compatibility/2006" xmlns:aink="http://schemas.microsoft.com/office/drawing/2016/ink" xmlns:am3d="http://schemas.microsoft.com/office/drawing/2017/model3d" xmlns:o="urn:schemas-microsoft-com:office:office" xmlns:oel="http://schemas.microsoft.com/office/2019/extlst" xmlns:r="http://schemas.openxmlformats.org/officeDocument/2006/relationships" xmlns:m="http://schemas.openxmlformats.org/officeDocument/2006/math" xmlns:v="urn:schemas-microsoft-com:vml" xmlns:wp14="http://schemas.microsoft.com/office/word/2010/wordprocessingDrawing" xmlns:wp="http://schemas.openxmlformats.org/drawingml/2006/wordprocessingDrawing" xmlns:w10="urn:schemas-microsoft-com:office:word" xmlns:w="http://schemas.openxmlformats.org/wordprocessingml/2006/main" xmlns:w14="http://schemas.microsoft.com/office/word/2010/wordml" xmlns:w15="http://schemas.microsoft.com/office/word/2012/wordml" xmlns:w16cei="http://schemas.microsoft.com/office/word/2026/wordml/cei" xmlns:w16cex="http://schemas.microsoft.com/office/word/2018/wordml/cex" xmlns:w16cid="http://schemas.microsoft.com/office/word/2016/wordml/cid" xmlns:w16="http://schemas.microsoft.com/office/word/2018/wordml" xmlns:w16du="http://schemas.microsoft.com/office/word/2023/wordml/word16du" xmlns:w16sdtdh="http://schemas.microsoft.com/office/word/2020/wordml/sdtdatahash" xmlns:w16sdtfl="http://schemas.microsoft.com/office/word/2024/wordml/sdtformatlock" xmlns:w16se="http://schemas.microsoft.com/office/word/2015/wordml/symex" xmlns:wpg="http://schemas.microsoft.com/office/word/2010/wordprocessingGroup" xmlns:wpi="http://schemas.microsoft.com/office/word/2010/wordprocessingInk" xmlns:wne="http://schemas.microsoft.com/office/word/2006/wordml" xmlns:wps="http://schemas.microsoft.com/office/word/2010/wordprocessingShape" mc:Ignorable="w14 w15 w16se w16cid w16 w16cex w16sdtdh w16sdtfl w16du wp14">
+<w:ftr xmlns:wpc="http://schemas.microsoft.com/office/word/2010/wordprocessingCanvas" xmlns:cx="http://schemas.microsoft.com/office/drawing/2014/chartex" xmlns:cx1="http://schemas.microsoft.com/office/drawing/2015/9/8/chartex" xmlns:cx2="http://schemas.microsoft.com/office/drawing/2015/10/21/chartex" xmlns:cx3="http://schemas.microsoft.com/office/drawing/2016/5/9/chartex" xmlns:cx4="http://schemas.microsoft.com/office/drawing/2016/5/10/chartex" xmlns:cx5="http://schemas.microsoft.com/office/drawing/2016/5/11/chartex" xmlns:cx6="http://schemas.microsoft.com/office/drawing/2016/5/12/chartex" xmlns:cx7="http://schemas.microsoft.com/office/drawing/2016/5/13/chartex" xmlns:cx8="http://schemas.microsoft.com/office/drawing/2016/5/14/chartex" xmlns:mc="http://schemas.openxmlformats.org/markup-compatibility/2006" xmlns:aink="http://schemas.microsoft.com/office/drawing/2016/ink" xmlns:am3d="http://schemas.microsoft.com/office/drawing/2017/model3d" xmlns:o="urn:schemas-microsoft-com:office:office" xmlns:oel="http://schemas.microsoft.com/office/2019/extlst" xmlns:r="http://schemas.openxmlformats.org/officeDocument/2006/relationships" xmlns:m="http://schemas.openxmlformats.org/officeDocument/2006/math" xmlns:v="urn:schemas-microsoft-com:vml" xmlns:wp14="http://schemas.microsoft.com/office/word/2010/wordprocessingDrawing" xmlns:wp="http://schemas.openxmlformats.org/drawingml/2006/wordprocessingDrawing" xmlns:w10="urn:schemas-microsoft-com:office:word" xmlns:w="http://schemas.openxmlformats.org/wordprocessingml/2006/main" xmlns:w14="http://schemas.microsoft.com/office/word/2010/wordml" xmlns:w15="http://schemas.microsoft.com/office/word/2012/wordml" xmlns:w16cex="http://schemas.microsoft.com/office/word/2018/wordml/cex" xmlns:w16cid="http://schemas.microsoft.com/office/word/2016/wordml/cid" xmlns:w16="http://schemas.microsoft.com/office/word/2018/wordml" xmlns:w16du="http://schemas.microsoft.com/office/word/2023/wordml/word16du" xmlns:w16sdtdh="http://schemas.microsoft.com/office/word/2020/wordml/sdtdatahash" xmlns:w16sdtfl="http://schemas.microsoft.com/office/word/2024/wordml/sdtformatlock" xmlns:w16se="http://schemas.microsoft.com/office/word/2015/wordml/symex" xmlns:wpg="http://schemas.microsoft.com/office/word/2010/wordprocessingGroup" xmlns:wpi="http://schemas.microsoft.com/office/word/2010/wordprocessingInk" xmlns:wne="http://schemas.microsoft.com/office/word/2006/wordml" xmlns:wps="http://schemas.microsoft.com/office/word/2010/wordprocessingShape" mc:Ignorable="w14 w15 w16se w16cid w16 w16cex w16sdtdh w16sdtfl w16du wp14">
   <w:p>
     <w:pPr>
       <w:spacing w:after="0" w:line="259" w:lineRule="auto"/>
@@ -5147,7 +5151,7 @@
 </file>
 
 <file path=word/footer3.xml><?xml version="1.0" encoding="utf-8"?>
-<w:ftr xmlns:wpc="http://schemas.microsoft.com/office/word/2010/wordprocessingCanvas" xmlns:cx="http://schemas.microsoft.com/office/drawing/2014/chartex" xmlns:cx1="http://schemas.microsoft.com/office/drawing/2015/9/8/chartex" xmlns:cx2="http://schemas.microsoft.com/office/drawing/2015/10/21/chartex" xmlns:cx3="http://schemas.microsoft.com/office/drawing/2016/5/9/chartex" xmlns:cx4="http://schemas.microsoft.com/office/drawing/2016/5/10/chartex" xmlns:cx5="http://schemas.microsoft.com/office/drawing/2016/5/11/chartex" xmlns:cx6="http://schemas.microsoft.com/office/drawing/2016/5/12/chartex" xmlns:cx7="http://schemas.microsoft.com/office/drawing/2016/5/13/chartex" xmlns:cx8="http://schemas.microsoft.com/office/drawing/2016/5/14/chartex" xmlns:mc="http://schemas.openxmlformats.org/markup-compatibility/2006" xmlns:aink="http://schemas.microsoft.com/office/drawing/2016/ink" xmlns:am3d="http://schemas.microsoft.com/office/drawing/2017/model3d" xmlns:o="urn:schemas-microsoft-com:office:office" xmlns:oel="http://schemas.microsoft.com/office/2019/extlst" xmlns:r="http://schemas.openxmlformats.org/officeDocument/2006/relationships" xmlns:m="http://schemas.openxmlformats.org/officeDocument/2006/math" xmlns:v="urn:schemas-microsoft-com:vml" xmlns:wp14="http://schemas.microsoft.com/office/word/2010/wordprocessingDrawing" xmlns:wp="http://schemas.openxmlformats.org/drawingml/2006/wordprocessingDrawing" xmlns:w10="urn:schemas-microsoft-com:office:word" xmlns:w="http://schemas.openxmlformats.org/wordprocessingml/2006/main" xmlns:w14="http://schemas.microsoft.com/office/word/2010/wordml" xmlns:w15="http://schemas.microsoft.com/office/word/2012/wordml" xmlns:w16cei="http://schemas.microsoft.com/office/word/2026/wordml/cei" xmlns:w16cex="http://schemas.microsoft.com/office/word/2018/wordml/cex" xmlns:w16cid="http://schemas.microsoft.com/office/word/2016/wordml/cid" xmlns:w16="http://schemas.microsoft.com/office/word/2018/wordml" xmlns:w16du="http://schemas.microsoft.com/office/word/2023/wordml/word16du" xmlns:w16sdtdh="http://schemas.microsoft.com/office/word/2020/wordml/sdtdatahash" xmlns:w16sdtfl="http://schemas.microsoft.com/office/word/2024/wordml/sdtformatlock" xmlns:w16se="http://schemas.microsoft.com/office/word/2015/wordml/symex" xmlns:wpg="http://schemas.microsoft.com/office/word/2010/wordprocessingGroup" xmlns:wpi="http://schemas.microsoft.com/office/word/2010/wordprocessingInk" xmlns:wne="http://schemas.microsoft.com/office/word/2006/wordml" xmlns:wps="http://schemas.microsoft.com/office/word/2010/wordprocessingShape" mc:Ignorable="w14 w15 w16se w16cid w16 w16cex w16sdtdh w16sdtfl w16du wp14">
+<w:ftr xmlns:wpc="http://schemas.microsoft.com/office/word/2010/wordprocessingCanvas" xmlns:cx="http://schemas.microsoft.com/office/drawing/2014/chartex" xmlns:cx1="http://schemas.microsoft.com/office/drawing/2015/9/8/chartex" xmlns:cx2="http://schemas.microsoft.com/office/drawing/2015/10/21/chartex" xmlns:cx3="http://schemas.microsoft.com/office/drawing/2016/5/9/chartex" xmlns:cx4="http://schemas.microsoft.com/office/drawing/2016/5/10/chartex" xmlns:cx5="http://schemas.microsoft.com/office/drawing/2016/5/11/chartex" xmlns:cx6="http://schemas.microsoft.com/office/drawing/2016/5/12/chartex" xmlns:cx7="http://schemas.microsoft.com/office/drawing/2016/5/13/chartex" xmlns:cx8="http://schemas.microsoft.com/office/drawing/2016/5/14/chartex" xmlns:mc="http://schemas.openxmlformats.org/markup-compatibility/2006" xmlns:aink="http://schemas.microsoft.com/office/drawing/2016/ink" xmlns:am3d="http://schemas.microsoft.com/office/drawing/2017/model3d" xmlns:o="urn:schemas-microsoft-com:office:office" xmlns:oel="http://schemas.microsoft.com/office/2019/extlst" xmlns:r="http://schemas.openxmlformats.org/officeDocument/2006/relationships" xmlns:m="http://schemas.openxmlformats.org/officeDocument/2006/math" xmlns:v="urn:schemas-microsoft-com:vml" xmlns:wp14="http://schemas.microsoft.com/office/word/2010/wordprocessingDrawing" xmlns:wp="http://schemas.openxmlformats.org/drawingml/2006/wordprocessingDrawing" xmlns:w10="urn:schemas-microsoft-com:office:word" xmlns:w="http://schemas.openxmlformats.org/wordprocessingml/2006/main" xmlns:w14="http://schemas.microsoft.com/office/word/2010/wordml" xmlns:w15="http://schemas.microsoft.com/office/word/2012/wordml" xmlns:w16cex="http://schemas.microsoft.com/office/word/2018/wordml/cex" xmlns:w16cid="http://schemas.microsoft.com/office/word/2016/wordml/cid" xmlns:w16="http://schemas.microsoft.com/office/word/2018/wordml" xmlns:w16du="http://schemas.microsoft.com/office/word/2023/wordml/word16du" xmlns:w16sdtdh="http://schemas.microsoft.com/office/word/2020/wordml/sdtdatahash" xmlns:w16sdtfl="http://schemas.microsoft.com/office/word/2024/wordml/sdtformatlock" xmlns:w16se="http://schemas.microsoft.com/office/word/2015/wordml/symex" xmlns:wpg="http://schemas.microsoft.com/office/word/2010/wordprocessingGroup" xmlns:wpi="http://schemas.microsoft.com/office/word/2010/wordprocessingInk" xmlns:wne="http://schemas.microsoft.com/office/word/2006/wordml" xmlns:wps="http://schemas.microsoft.com/office/word/2010/wordprocessingShape" mc:Ignorable="w14 w15 w16se w16cid w16 w16cex w16sdtdh w16sdtfl w16du wp14">
   <w:p>
     <w:pPr>
       <w:spacing w:after="0" w:line="259" w:lineRule="auto"/>
@@ -5190,7 +5194,7 @@
 </file>
 
 <file path=word/footnotes.xml><?xml version="1.0" encoding="utf-8"?>
-<w:footnotes xmlns:wpc="http://schemas.microsoft.com/office/word/2010/wordprocessingCanvas" xmlns:cx="http://schemas.microsoft.com/office/drawing/2014/chartex" xmlns:cx1="http://schemas.microsoft.com/office/drawing/2015/9/8/chartex" xmlns:cx2="http://schemas.microsoft.com/office/drawing/2015/10/21/chartex" xmlns:cx3="http://schemas.microsoft.com/office/drawing/2016/5/9/chartex" xmlns:cx4="http://schemas.microsoft.com/office/drawing/2016/5/10/chartex" xmlns:cx5="http://schemas.microsoft.com/office/drawing/2016/5/11/chartex" xmlns:cx6="http://schemas.microsoft.com/office/drawing/2016/5/12/chartex" xmlns:cx7="http://schemas.microsoft.com/office/drawing/2016/5/13/chartex" xmlns:cx8="http://schemas.microsoft.com/office/drawing/2016/5/14/chartex" xmlns:mc="http://schemas.openxmlformats.org/markup-compatibility/2006" xmlns:aink="http://schemas.microsoft.com/office/drawing/2016/ink" xmlns:am3d="http://schemas.microsoft.com/office/drawing/2017/model3d" xmlns:o="urn:schemas-microsoft-com:office:office" xmlns:oel="http://schemas.microsoft.com/office/2019/extlst" xmlns:r="http://schemas.openxmlformats.org/officeDocument/2006/relationships" xmlns:m="http://schemas.openxmlformats.org/officeDocument/2006/math" xmlns:v="urn:schemas-microsoft-com:vml" xmlns:wp14="http://schemas.microsoft.com/office/word/2010/wordprocessingDrawing" xmlns:wp="http://schemas.openxmlformats.org/drawingml/2006/wordprocessingDrawing" xmlns:w10="urn:schemas-microsoft-com:office:word" xmlns:w="http://schemas.openxmlformats.org/wordprocessingml/2006/main" xmlns:w14="http://schemas.microsoft.com/office/word/2010/wordml" xmlns:w15="http://schemas.microsoft.com/office/word/2012/wordml" xmlns:w16cei="http://schemas.microsoft.com/office/word/2026/wordml/cei" xmlns:w16cex="http://schemas.microsoft.com/office/word/2018/wordml/cex" xmlns:w16cid="http://schemas.microsoft.com/office/word/2016/wordml/cid" xmlns:w16="http://schemas.microsoft.com/office/word/2018/wordml" xmlns:w16du="http://schemas.microsoft.com/office/word/2023/wordml/word16du" xmlns:w16sdtdh="http://schemas.microsoft.com/office/word/2020/wordml/sdtdatahash" xmlns:w16sdtfl="http://schemas.microsoft.com/office/word/2024/wordml/sdtformatlock" xmlns:w16se="http://schemas.microsoft.com/office/word/2015/wordml/symex" xmlns:wpg="http://schemas.microsoft.com/office/word/2010/wordprocessingGroup" xmlns:wpi="http://schemas.microsoft.com/office/word/2010/wordprocessingInk" xmlns:wne="http://schemas.microsoft.com/office/word/2006/wordml" xmlns:wps="http://schemas.microsoft.com/office/word/2010/wordprocessingShape" mc:Ignorable="w14 w15 w16se w16cid w16 w16cex w16sdtdh w16sdtfl w16du wp14">
+<w:footnotes xmlns:wpc="http://schemas.microsoft.com/office/word/2010/wordprocessingCanvas" xmlns:cx="http://schemas.microsoft.com/office/drawing/2014/chartex" xmlns:cx1="http://schemas.microsoft.com/office/drawing/2015/9/8/chartex" xmlns:cx2="http://schemas.microsoft.com/office/drawing/2015/10/21/chartex" xmlns:cx3="http://schemas.microsoft.com/office/drawing/2016/5/9/chartex" xmlns:cx4="http://schemas.microsoft.com/office/drawing/2016/5/10/chartex" xmlns:cx5="http://schemas.microsoft.com/office/drawing/2016/5/11/chartex" xmlns:cx6="http://schemas.microsoft.com/office/drawing/2016/5/12/chartex" xmlns:cx7="http://schemas.microsoft.com/office/drawing/2016/5/13/chartex" xmlns:cx8="http://schemas.microsoft.com/office/drawing/2016/5/14/chartex" xmlns:mc="http://schemas.openxmlformats.org/markup-compatibility/2006" xmlns:aink="http://schemas.microsoft.com/office/drawing/2016/ink" xmlns:am3d="http://schemas.microsoft.com/office/drawing/2017/model3d" xmlns:o="urn:schemas-microsoft-com:office:office" xmlns:oel="http://schemas.microsoft.com/office/2019/extlst" xmlns:r="http://schemas.openxmlformats.org/officeDocument/2006/relationships" xmlns:m="http://schemas.openxmlformats.org/officeDocument/2006/math" xmlns:v="urn:schemas-microsoft-com:vml" xmlns:wp14="http://schemas.microsoft.com/office/word/2010/wordprocessingDrawing" xmlns:wp="http://schemas.openxmlformats.org/drawingml/2006/wordprocessingDrawing" xmlns:w10="urn:schemas-microsoft-com:office:word" xmlns:w="http://schemas.openxmlformats.org/wordprocessingml/2006/main" xmlns:w14="http://schemas.microsoft.com/office/word/2010/wordml" xmlns:w15="http://schemas.microsoft.com/office/word/2012/wordml" xmlns:w16cex="http://schemas.microsoft.com/office/word/2018/wordml/cex" xmlns:w16cid="http://schemas.microsoft.com/office/word/2016/wordml/cid" xmlns:w16="http://schemas.microsoft.com/office/word/2018/wordml" xmlns:w16du="http://schemas.microsoft.com/office/word/2023/wordml/word16du" xmlns:w16sdtdh="http://schemas.microsoft.com/office/word/2020/wordml/sdtdatahash" xmlns:w16sdtfl="http://schemas.microsoft.com/office/word/2024/wordml/sdtformatlock" xmlns:w16se="http://schemas.microsoft.com/office/word/2015/wordml/symex" xmlns:wpg="http://schemas.microsoft.com/office/word/2010/wordprocessingGroup" xmlns:wpi="http://schemas.microsoft.com/office/word/2010/wordprocessingInk" xmlns:wne="http://schemas.microsoft.com/office/word/2006/wordml" xmlns:wps="http://schemas.microsoft.com/office/word/2010/wordprocessingShape" mc:Ignorable="w14 w15 w16se w16cid w16 w16cex w16sdtdh w16sdtfl w16du wp14">
   <w:footnote w:type="separator" w:id="-1">
     <w:p>
       <w:pPr>
@@ -5215,7 +5219,7 @@
 </file>
 
 <file path=word/header1.xml><?xml version="1.0" encoding="utf-8"?>
-<w:hdr xmlns:wpc="http://schemas.microsoft.com/office/word/2010/wordprocessingCanvas" xmlns:cx="http://schemas.microsoft.com/office/drawing/2014/chartex" xmlns:cx1="http://schemas.microsoft.com/office/drawing/2015/9/8/chartex" xmlns:cx2="http://schemas.microsoft.com/office/drawing/2015/10/21/chartex" xmlns:cx3="http://schemas.microsoft.com/office/drawing/2016/5/9/chartex" xmlns:cx4="http://schemas.microsoft.com/office/drawing/2016/5/10/chartex" xmlns:cx5="http://schemas.microsoft.com/office/drawing/2016/5/11/chartex" xmlns:cx6="http://schemas.microsoft.com/office/drawing/2016/5/12/chartex" xmlns:cx7="http://schemas.microsoft.com/office/drawing/2016/5/13/chartex" xmlns:cx8="http://schemas.microsoft.com/office/drawing/2016/5/14/chartex" xmlns:mc="http://schemas.openxmlformats.org/markup-compatibility/2006" xmlns:aink="http://schemas.microsoft.com/office/drawing/2016/ink" xmlns:am3d="http://schemas.microsoft.com/office/drawing/2017/model3d" xmlns:o="urn:schemas-microsoft-com:office:office" xmlns:oel="http://schemas.microsoft.com/office/2019/extlst" xmlns:r="http://schemas.openxmlformats.org/officeDocument/2006/relationships" xmlns:m="http://schemas.openxmlformats.org/officeDocument/2006/math" xmlns:v="urn:schemas-microsoft-com:vml" xmlns:wp14="http://schemas.microsoft.com/office/word/2010/wordprocessingDrawing" xmlns:wp="http://schemas.openxmlformats.org/drawingml/2006/wordprocessingDrawing" xmlns:w10="urn:schemas-microsoft-com:office:word" xmlns:w="http://schemas.openxmlformats.org/wordprocessingml/2006/main" xmlns:w14="http://schemas.microsoft.com/office/word/2010/wordml" xmlns:w15="http://schemas.microsoft.com/office/word/2012/wordml" xmlns:w16cei="http://schemas.microsoft.com/office/word/2026/wordml/cei" xmlns:w16cex="http://schemas.microsoft.com/office/word/2018/wordml/cex" xmlns:w16cid="http://schemas.microsoft.com/office/word/2016/wordml/cid" xmlns:w16="http://schemas.microsoft.com/office/word/2018/wordml" xmlns:w16du="http://schemas.microsoft.com/office/word/2023/wordml/word16du" xmlns:w16sdtdh="http://schemas.microsoft.com/office/word/2020/wordml/sdtdatahash" xmlns:w16sdtfl="http://schemas.microsoft.com/office/word/2024/wordml/sdtformatlock" xmlns:w16se="http://schemas.microsoft.com/office/word/2015/wordml/symex" xmlns:wpg="http://schemas.microsoft.com/office/word/2010/wordprocessingGroup" xmlns:wpi="http://schemas.microsoft.com/office/word/2010/wordprocessingInk" xmlns:wne="http://schemas.microsoft.com/office/word/2006/wordml" xmlns:wps="http://schemas.microsoft.com/office/word/2010/wordprocessingShape" mc:Ignorable="w14 w15 w16se w16cid w16 w16cex w16sdtdh w16sdtfl w16du wp14">
+<w:hdr xmlns:wpc="http://schemas.microsoft.com/office/word/2010/wordprocessingCanvas" xmlns:cx="http://schemas.microsoft.com/office/drawing/2014/chartex" xmlns:cx1="http://schemas.microsoft.com/office/drawing/2015/9/8/chartex" xmlns:cx2="http://schemas.microsoft.com/office/drawing/2015/10/21/chartex" xmlns:cx3="http://schemas.microsoft.com/office/drawing/2016/5/9/chartex" xmlns:cx4="http://schemas.microsoft.com/office/drawing/2016/5/10/chartex" xmlns:cx5="http://schemas.microsoft.com/office/drawing/2016/5/11/chartex" xmlns:cx6="http://schemas.microsoft.com/office/drawing/2016/5/12/chartex" xmlns:cx7="http://schemas.microsoft.com/office/drawing/2016/5/13/chartex" xmlns:cx8="http://schemas.microsoft.com/office/drawing/2016/5/14/chartex" xmlns:mc="http://schemas.openxmlformats.org/markup-compatibility/2006" xmlns:aink="http://schemas.microsoft.com/office/drawing/2016/ink" xmlns:am3d="http://schemas.microsoft.com/office/drawing/2017/model3d" xmlns:o="urn:schemas-microsoft-com:office:office" xmlns:oel="http://schemas.microsoft.com/office/2019/extlst" xmlns:r="http://schemas.openxmlformats.org/officeDocument/2006/relationships" xmlns:m="http://schemas.openxmlformats.org/officeDocument/2006/math" xmlns:v="urn:schemas-microsoft-com:vml" xmlns:wp14="http://schemas.microsoft.com/office/word/2010/wordprocessingDrawing" xmlns:wp="http://schemas.openxmlformats.org/drawingml/2006/wordprocessingDrawing" xmlns:w10="urn:schemas-microsoft-com:office:word" xmlns:w="http://schemas.openxmlformats.org/wordprocessingml/2006/main" xmlns:w14="http://schemas.microsoft.com/office/word/2010/wordml" xmlns:w15="http://schemas.microsoft.com/office/word/2012/wordml" xmlns:w16cex="http://schemas.microsoft.com/office/word/2018/wordml/cex" xmlns:w16cid="http://schemas.microsoft.com/office/word/2016/wordml/cid" xmlns:w16="http://schemas.microsoft.com/office/word/2018/wordml" xmlns:w16du="http://schemas.microsoft.com/office/word/2023/wordml/word16du" xmlns:w16sdtdh="http://schemas.microsoft.com/office/word/2020/wordml/sdtdatahash" xmlns:w16sdtfl="http://schemas.microsoft.com/office/word/2024/wordml/sdtformatlock" xmlns:w16se="http://schemas.microsoft.com/office/word/2015/wordml/symex" xmlns:wpg="http://schemas.microsoft.com/office/word/2010/wordprocessingGroup" xmlns:wpi="http://schemas.microsoft.com/office/word/2010/wordprocessingInk" xmlns:wne="http://schemas.microsoft.com/office/word/2006/wordml" xmlns:wps="http://schemas.microsoft.com/office/word/2010/wordprocessingShape" mc:Ignorable="w14 w15 w16se w16cid w16 w16cex w16sdtdh w16sdtfl w16du wp14">
   <w:p>
     <w:pPr>
       <w:spacing w:after="0" w:line="259" w:lineRule="auto"/>
@@ -5291,7 +5295,7 @@
 </file>
 
 <file path=word/header2.xml><?xml version="1.0" encoding="utf-8"?>
-<w:hdr xmlns:wpc="http://schemas.microsoft.com/office/word/2010/wordprocessingCanvas" xmlns:cx="http://schemas.microsoft.com/office/drawing/2014/chartex" xmlns:cx1="http://schemas.microsoft.com/office/drawing/2015/9/8/chartex" xmlns:cx2="http://schemas.microsoft.com/office/drawing/2015/10/21/chartex" xmlns:cx3="http://schemas.microsoft.com/office/drawing/2016/5/9/chartex" xmlns:cx4="http://schemas.microsoft.com/office/drawing/2016/5/10/chartex" xmlns:cx5="http://schemas.microsoft.com/office/drawing/2016/5/11/chartex" xmlns:cx6="http://schemas.microsoft.com/office/drawing/2016/5/12/chartex" xmlns:cx7="http://schemas.microsoft.com/office/drawing/2016/5/13/chartex" xmlns:cx8="http://schemas.microsoft.com/office/drawing/2016/5/14/chartex" xmlns:mc="http://schemas.openxmlformats.org/markup-compatibility/2006" xmlns:aink="http://schemas.microsoft.com/office/drawing/2016/ink" xmlns:am3d="http://schemas.microsoft.com/office/drawing/2017/model3d" xmlns:o="urn:schemas-microsoft-com:office:office" xmlns:oel="http://schemas.microsoft.com/office/2019/extlst" xmlns:r="http://schemas.openxmlformats.org/officeDocument/2006/relationships" xmlns:m="http://schemas.openxmlformats.org/officeDocument/2006/math" xmlns:v="urn:schemas-microsoft-com:vml" xmlns:wp14="http://schemas.microsoft.com/office/word/2010/wordprocessingDrawing" xmlns:wp="http://schemas.openxmlformats.org/drawingml/2006/wordprocessingDrawing" xmlns:w10="urn:schemas-microsoft-com:office:word" xmlns:w="http://schemas.openxmlformats.org/wordprocessingml/2006/main" xmlns:w14="http://schemas.microsoft.com/office/word/2010/wordml" xmlns:w15="http://schemas.microsoft.com/office/word/2012/wordml" xmlns:w16cei="http://schemas.microsoft.com/office/word/2026/wordml/cei" xmlns:w16cex="http://schemas.microsoft.com/office/word/2018/wordml/cex" xmlns:w16cid="http://schemas.microsoft.com/office/word/2016/wordml/cid" xmlns:w16="http://schemas.microsoft.com/office/word/2018/wordml" xmlns:w16du="http://schemas.microsoft.com/office/word/2023/wordml/word16du" xmlns:w16sdtdh="http://schemas.microsoft.com/office/word/2020/wordml/sdtdatahash" xmlns:w16sdtfl="http://schemas.microsoft.com/office/word/2024/wordml/sdtformatlock" xmlns:w16se="http://schemas.microsoft.com/office/word/2015/wordml/symex" xmlns:wpg="http://schemas.microsoft.com/office/word/2010/wordprocessingGroup" xmlns:wpi="http://schemas.microsoft.com/office/word/2010/wordprocessingInk" xmlns:wne="http://schemas.microsoft.com/office/word/2006/wordml" xmlns:wps="http://schemas.microsoft.com/office/word/2010/wordprocessingShape" mc:Ignorable="w14 w15 w16se w16cid w16 w16cex w16sdtdh w16sdtfl w16du wp14">
+<w:hdr xmlns:wpc="http://schemas.microsoft.com/office/word/2010/wordprocessingCanvas" xmlns:cx="http://schemas.microsoft.com/office/drawing/2014/chartex" xmlns:cx1="http://schemas.microsoft.com/office/drawing/2015/9/8/chartex" xmlns:cx2="http://schemas.microsoft.com/office/drawing/2015/10/21/chartex" xmlns:cx3="http://schemas.microsoft.com/office/drawing/2016/5/9/chartex" xmlns:cx4="http://schemas.microsoft.com/office/drawing/2016/5/10/chartex" xmlns:cx5="http://schemas.microsoft.com/office/drawing/2016/5/11/chartex" xmlns:cx6="http://schemas.microsoft.com/office/drawing/2016/5/12/chartex" xmlns:cx7="http://schemas.microsoft.com/office/drawing/2016/5/13/chartex" xmlns:cx8="http://schemas.microsoft.com/office/drawing/2016/5/14/chartex" xmlns:mc="http://schemas.openxmlformats.org/markup-compatibility/2006" xmlns:aink="http://schemas.microsoft.com/office/drawing/2016/ink" xmlns:am3d="http://schemas.microsoft.com/office/drawing/2017/model3d" xmlns:o="urn:schemas-microsoft-com:office:office" xmlns:oel="http://schemas.microsoft.com/office/2019/extlst" xmlns:r="http://schemas.openxmlformats.org/officeDocument/2006/relationships" xmlns:m="http://schemas.openxmlformats.org/officeDocument/2006/math" xmlns:v="urn:schemas-microsoft-com:vml" xmlns:wp14="http://schemas.microsoft.com/office/word/2010/wordprocessingDrawing" xmlns:wp="http://schemas.openxmlformats.org/drawingml/2006/wordprocessingDrawing" xmlns:w10="urn:schemas-microsoft-com:office:word" xmlns:w="http://schemas.openxmlformats.org/wordprocessingml/2006/main" xmlns:w14="http://schemas.microsoft.com/office/word/2010/wordml" xmlns:w15="http://schemas.microsoft.com/office/word/2012/wordml" xmlns:w16cex="http://schemas.microsoft.com/office/word/2018/wordml/cex" xmlns:w16cid="http://schemas.microsoft.com/office/word/2016/wordml/cid" xmlns:w16="http://schemas.microsoft.com/office/word/2018/wordml" xmlns:w16du="http://schemas.microsoft.com/office/word/2023/wordml/word16du" xmlns:w16sdtdh="http://schemas.microsoft.com/office/word/2020/wordml/sdtdatahash" xmlns:w16sdtfl="http://schemas.microsoft.com/office/word/2024/wordml/sdtformatlock" xmlns:w16se="http://schemas.microsoft.com/office/word/2015/wordml/symex" xmlns:wpg="http://schemas.microsoft.com/office/word/2010/wordprocessingGroup" xmlns:wpi="http://schemas.microsoft.com/office/word/2010/wordprocessingInk" xmlns:wne="http://schemas.microsoft.com/office/word/2006/wordml" xmlns:wps="http://schemas.microsoft.com/office/word/2010/wordprocessingShape" mc:Ignorable="w14 w15 w16se w16cid w16 w16cex w16sdtdh w16sdtfl w16du wp14">
   <w:p>
     <w:pPr>
       <w:spacing w:after="0" w:line="259" w:lineRule="auto"/>
@@ -5364,7 +5368,7 @@
 </file>
 
 <file path=word/header3.xml><?xml version="1.0" encoding="utf-8"?>
-<w:hdr xmlns:wpc="http://schemas.microsoft.com/office/word/2010/wordprocessingCanvas" xmlns:cx="http://schemas.microsoft.com/office/drawing/2014/chartex" xmlns:cx1="http://schemas.microsoft.com/office/drawing/2015/9/8/chartex" xmlns:cx2="http://schemas.microsoft.com/office/drawing/2015/10/21/chartex" xmlns:cx3="http://schemas.microsoft.com/office/drawing/2016/5/9/chartex" xmlns:cx4="http://schemas.microsoft.com/office/drawing/2016/5/10/chartex" xmlns:cx5="http://schemas.microsoft.com/office/drawing/2016/5/11/chartex" xmlns:cx6="http://schemas.microsoft.com/office/drawing/2016/5/12/chartex" xmlns:cx7="http://schemas.microsoft.com/office/drawing/2016/5/13/chartex" xmlns:cx8="http://schemas.microsoft.com/office/drawing/2016/5/14/chartex" xmlns:mc="http://schemas.openxmlformats.org/markup-compatibility/2006" xmlns:aink="http://schemas.microsoft.com/office/drawing/2016/ink" xmlns:am3d="http://schemas.microsoft.com/office/drawing/2017/model3d" xmlns:o="urn:schemas-microsoft-com:office:office" xmlns:oel="http://schemas.microsoft.com/office/2019/extlst" xmlns:r="http://schemas.openxmlformats.org/officeDocument/2006/relationships" xmlns:m="http://schemas.openxmlformats.org/officeDocument/2006/math" xmlns:v="urn:schemas-microsoft-com:vml" xmlns:wp14="http://schemas.microsoft.com/office/word/2010/wordprocessingDrawing" xmlns:wp="http://schemas.openxmlformats.org/drawingml/2006/wordprocessingDrawing" xmlns:w10="urn:schemas-microsoft-com:office:word" xmlns:w="http://schemas.openxmlformats.org/wordprocessingml/2006/main" xmlns:w14="http://schemas.microsoft.com/office/word/2010/wordml" xmlns:w15="http://schemas.microsoft.com/office/word/2012/wordml" xmlns:w16cei="http://schemas.microsoft.com/office/word/2026/wordml/cei" xmlns:w16cex="http://schemas.microsoft.com/office/word/2018/wordml/cex" xmlns:w16cid="http://schemas.microsoft.com/office/word/2016/wordml/cid" xmlns:w16="http://schemas.microsoft.com/office/word/2018/wordml" xmlns:w16du="http://schemas.microsoft.com/office/word/2023/wordml/word16du" xmlns:w16sdtdh="http://schemas.microsoft.com/office/word/2020/wordml/sdtdatahash" xmlns:w16sdtfl="http://schemas.microsoft.com/office/word/2024/wordml/sdtformatlock" xmlns:w16se="http://schemas.microsoft.com/office/word/2015/wordml/symex" xmlns:wpg="http://schemas.microsoft.com/office/word/2010/wordprocessingGroup" xmlns:wpi="http://schemas.microsoft.com/office/word/2010/wordprocessingInk" xmlns:wne="http://schemas.microsoft.com/office/word/2006/wordml" xmlns:wps="http://schemas.microsoft.com/office/word/2010/wordprocessingShape" mc:Ignorable="w14 w15 w16se w16cid w16 w16cex w16sdtdh w16sdtfl w16du wp14">
+<w:hdr xmlns:wpc="http://schemas.microsoft.com/office/word/2010/wordprocessingCanvas" xmlns:cx="http://schemas.microsoft.com/office/drawing/2014/chartex" xmlns:cx1="http://schemas.microsoft.com/office/drawing/2015/9/8/chartex" xmlns:cx2="http://schemas.microsoft.com/office/drawing/2015/10/21/chartex" xmlns:cx3="http://schemas.microsoft.com/office/drawing/2016/5/9/chartex" xmlns:cx4="http://schemas.microsoft.com/office/drawing/2016/5/10/chartex" xmlns:cx5="http://schemas.microsoft.com/office/drawing/2016/5/11/chartex" xmlns:cx6="http://schemas.microsoft.com/office/drawing/2016/5/12/chartex" xmlns:cx7="http://schemas.microsoft.com/office/drawing/2016/5/13/chartex" xmlns:cx8="http://schemas.microsoft.com/office/drawing/2016/5/14/chartex" xmlns:mc="http://schemas.openxmlformats.org/markup-compatibility/2006" xmlns:aink="http://schemas.microsoft.com/office/drawing/2016/ink" xmlns:am3d="http://schemas.microsoft.com/office/drawing/2017/model3d" xmlns:o="urn:schemas-microsoft-com:office:office" xmlns:oel="http://schemas.microsoft.com/office/2019/extlst" xmlns:r="http://schemas.openxmlformats.org/officeDocument/2006/relationships" xmlns:m="http://schemas.openxmlformats.org/officeDocument/2006/math" xmlns:v="urn:schemas-microsoft-com:vml" xmlns:wp14="http://schemas.microsoft.com/office/word/2010/wordprocessingDrawing" xmlns:wp="http://schemas.openxmlformats.org/drawingml/2006/wordprocessingDrawing" xmlns:w10="urn:schemas-microsoft-com:office:word" xmlns:w="http://schemas.openxmlformats.org/wordprocessingml/2006/main" xmlns:w14="http://schemas.microsoft.com/office/word/2010/wordml" xmlns:w15="http://schemas.microsoft.com/office/word/2012/wordml" xmlns:w16cex="http://schemas.microsoft.com/office/word/2018/wordml/cex" xmlns:w16cid="http://schemas.microsoft.com/office/word/2016/wordml/cid" xmlns:w16="http://schemas.microsoft.com/office/word/2018/wordml" xmlns:w16du="http://schemas.microsoft.com/office/word/2023/wordml/word16du" xmlns:w16sdtdh="http://schemas.microsoft.com/office/word/2020/wordml/sdtdatahash" xmlns:w16sdtfl="http://schemas.microsoft.com/office/word/2024/wordml/sdtformatlock" xmlns:w16se="http://schemas.microsoft.com/office/word/2015/wordml/symex" xmlns:wpg="http://schemas.microsoft.com/office/word/2010/wordprocessingGroup" xmlns:wpi="http://schemas.microsoft.com/office/word/2010/wordprocessingInk" xmlns:wne="http://schemas.microsoft.com/office/word/2006/wordml" xmlns:wps="http://schemas.microsoft.com/office/word/2010/wordprocessingShape" mc:Ignorable="w14 w15 w16se w16cid w16 w16cex w16sdtdh w16sdtfl w16du wp14">
   <w:p>
     <w:pPr>
       <w:spacing w:after="0" w:line="259" w:lineRule="auto"/>
@@ -5421,7 +5425,7 @@
 </file>
 
 <file path=word/numbering.xml><?xml version="1.0" encoding="utf-8"?>
-<w:numbering xmlns:wpc="http://schemas.microsoft.com/office/word/2010/wordprocessingCanvas" xmlns:cx="http://schemas.microsoft.com/office/drawing/2014/chartex" xmlns:cx1="http://schemas.microsoft.com/office/drawing/2015/9/8/chartex" xmlns:cx2="http://schemas.microsoft.com/office/drawing/2015/10/21/chartex" xmlns:cx3="http://schemas.microsoft.com/office/drawing/2016/5/9/chartex" xmlns:cx4="http://schemas.microsoft.com/office/drawing/2016/5/10/chartex" xmlns:cx5="http://schemas.microsoft.com/office/drawing/2016/5/11/chartex" xmlns:cx6="http://schemas.microsoft.com/office/drawing/2016/5/12/chartex" xmlns:cx7="http://schemas.microsoft.com/office/drawing/2016/5/13/chartex" xmlns:cx8="http://schemas.microsoft.com/office/drawing/2016/5/14/chartex" xmlns:mc="http://schemas.openxmlformats.org/markup-compatibility/2006" xmlns:aink="http://schemas.microsoft.com/office/drawing/2016/ink" xmlns:am3d="http://schemas.microsoft.com/office/drawing/2017/model3d" xmlns:o="urn:schemas-microsoft-com:office:office" xmlns:oel="http://schemas.microsoft.com/office/2019/extlst" xmlns:r="http://schemas.openxmlformats.org/officeDocument/2006/relationships" xmlns:m="http://schemas.openxmlformats.org/officeDocument/2006/math" xmlns:v="urn:schemas-microsoft-com:vml" xmlns:wp14="http://schemas.microsoft.com/office/word/2010/wordprocessingDrawing" xmlns:wp="http://schemas.openxmlformats.org/drawingml/2006/wordprocessingDrawing" xmlns:w10="urn:schemas-microsoft-com:office:word" xmlns:w="http://schemas.openxmlformats.org/wordprocessingml/2006/main" xmlns:w14="http://schemas.microsoft.com/office/word/2010/wordml" xmlns:w15="http://schemas.microsoft.com/office/word/2012/wordml" xmlns:w16cei="http://schemas.microsoft.com/office/word/2026/wordml/cei" xmlns:w16cex="http://schemas.microsoft.com/office/word/2018/wordml/cex" xmlns:w16cid="http://schemas.microsoft.com/office/word/2016/wordml/cid" xmlns:w16="http://schemas.microsoft.com/office/word/2018/wordml" xmlns:w16du="http://schemas.microsoft.com/office/word/2023/wordml/word16du" xmlns:w16sdtdh="http://schemas.microsoft.com/office/word/2020/wordml/sdtdatahash" xmlns:w16sdtfl="http://schemas.microsoft.com/office/word/2024/wordml/sdtformatlock" xmlns:w16se="http://schemas.microsoft.com/office/word/2015/wordml/symex" xmlns:wpg="http://schemas.microsoft.com/office/word/2010/wordprocessingGroup" xmlns:wpi="http://schemas.microsoft.com/office/word/2010/wordprocessingInk" xmlns:wne="http://schemas.microsoft.com/office/word/2006/wordml" xmlns:wps="http://schemas.microsoft.com/office/word/2010/wordprocessingShape" mc:Ignorable="w14 w15 w16se w16cid w16 w16cex w16sdtdh w16sdtfl w16du wp14">
+<w:numbering xmlns:wpc="http://schemas.microsoft.com/office/word/2010/wordprocessingCanvas" xmlns:cx="http://schemas.microsoft.com/office/drawing/2014/chartex" xmlns:cx1="http://schemas.microsoft.com/office/drawing/2015/9/8/chartex" xmlns:cx2="http://schemas.microsoft.com/office/drawing/2015/10/21/chartex" xmlns:cx3="http://schemas.microsoft.com/office/drawing/2016/5/9/chartex" xmlns:cx4="http://schemas.microsoft.com/office/drawing/2016/5/10/chartex" xmlns:cx5="http://schemas.microsoft.com/office/drawing/2016/5/11/chartex" xmlns:cx6="http://schemas.microsoft.com/office/drawing/2016/5/12/chartex" xmlns:cx7="http://schemas.microsoft.com/office/drawing/2016/5/13/chartex" xmlns:cx8="http://schemas.microsoft.com/office/drawing/2016/5/14/chartex" xmlns:mc="http://schemas.openxmlformats.org/markup-compatibility/2006" xmlns:aink="http://schemas.microsoft.com/office/drawing/2016/ink" xmlns:am3d="http://schemas.microsoft.com/office/drawing/2017/model3d" xmlns:o="urn:schemas-microsoft-com:office:office" xmlns:oel="http://schemas.microsoft.com/office/2019/extlst" xmlns:r="http://schemas.openxmlformats.org/officeDocument/2006/relationships" xmlns:m="http://schemas.openxmlformats.org/officeDocument/2006/math" xmlns:v="urn:schemas-microsoft-com:vml" xmlns:wp14="http://schemas.microsoft.com/office/word/2010/wordprocessingDrawing" xmlns:wp="http://schemas.openxmlformats.org/drawingml/2006/wordprocessingDrawing" xmlns:w10="urn:schemas-microsoft-com:office:word" xmlns:w="http://schemas.openxmlformats.org/wordprocessingml/2006/main" xmlns:w14="http://schemas.microsoft.com/office/word/2010/wordml" xmlns:w15="http://schemas.microsoft.com/office/word/2012/wordml" xmlns:w16cex="http://schemas.microsoft.com/office/word/2018/wordml/cex" xmlns:w16cid="http://schemas.microsoft.com/office/word/2016/wordml/cid" xmlns:w16="http://schemas.microsoft.com/office/word/2018/wordml" xmlns:w16du="http://schemas.microsoft.com/office/word/2023/wordml/word16du" xmlns:w16sdtdh="http://schemas.microsoft.com/office/word/2020/wordml/sdtdatahash" xmlns:w16sdtfl="http://schemas.microsoft.com/office/word/2024/wordml/sdtformatlock" xmlns:w16se="http://schemas.microsoft.com/office/word/2015/wordml/symex" xmlns:wpg="http://schemas.microsoft.com/office/word/2010/wordprocessingGroup" xmlns:wpi="http://schemas.microsoft.com/office/word/2010/wordprocessingInk" xmlns:wne="http://schemas.microsoft.com/office/word/2006/wordml" xmlns:wps="http://schemas.microsoft.com/office/word/2010/wordprocessingShape" mc:Ignorable="w14 w15 w16se w16cid w16 w16cex w16sdtdh w16sdtfl w16du wp14">
   <w:abstractNum w:abstractNumId="0" w15:restartNumberingAfterBreak="0">
     <w:nsid w:val="00531572"/>
     <w:multiLevelType w:val="hybridMultilevel"/>
